--- a/Imagini generate pt licenta/Imagini iterate din licenta/Ce am facut.DOCX
+++ b/Imagini generate pt licenta/Imagini iterate din licenta/Ce am facut.DOCX
@@ -845,8 +845,6 @@
       <w:r>
         <w:t xml:space="preserve"> la conectare</w:t>
       </w:r>
-      <w:bookmarkStart w:id="0" w:name="_GoBack"/>
-      <w:bookmarkEnd w:id="0"/>
       <w:r>
         <w:t xml:space="preserve">): </w:t>
       </w:r>
@@ -1284,10 +1282,7 @@
         <w:pStyle w:val="NormalWeb"/>
       </w:pPr>
       <w:r>
-        <w:t>Commit v0.05 (03</w:t>
-      </w:r>
-      <w:r>
-        <w:t>.05.2026)</w:t>
+        <w:t>Commit v0.05 (03.05.2026)</w:t>
       </w:r>
     </w:p>
     <w:p>
@@ -1302,10 +1297,7 @@
         <w:t xml:space="preserve"> </w:t>
       </w:r>
       <w:r>
-        <w:t>Când oprești ieșirea sursei, OUTP rămâne pe 1</w:t>
-      </w:r>
-      <w:r>
-        <w:t>:</w:t>
+        <w:t>Când oprești ieșirea sursei, OUTP rămâne pe 1:</w:t>
       </w:r>
     </w:p>
     <w:p>
@@ -1395,13 +1387,7 @@
         <w:t xml:space="preserve"> </w:t>
       </w:r>
       <w:r>
-        <w:t>Butonul STOP activ doar în timpul testului</w:t>
-      </w:r>
-      <w:r>
-        <w:t>. Inainte butonul de stop era activ tot timpul, acum se aprinde</w:t>
-      </w:r>
-      <w:r>
-        <w:t xml:space="preserve"> doar când testul chiar </w:t>
+        <w:t xml:space="preserve">Butonul STOP activ doar în timpul testului. Inainte butonul de stop era activ tot timpul, acum se aprinde doar când testul chiar </w:t>
       </w:r>
       <w:proofErr w:type="gramStart"/>
       <w:r>
@@ -1685,14 +1671,6 @@
           <w:sz w:val="24"/>
           <w:szCs w:val="24"/>
         </w:rPr>
-        <w:tab/>
-      </w:r>
-      <w:r>
-        <w:rPr>
-          <w:rFonts w:ascii="Times New Roman" w:eastAsia="Times New Roman" w:hAnsi="Times New Roman" w:cs="Times New Roman"/>
-          <w:sz w:val="24"/>
-          <w:szCs w:val="24"/>
-        </w:rPr>
         <w:sym w:font="Wingdings" w:char="F0E0"/>
       </w:r>
       <w:r>
@@ -1735,10 +1713,7 @@
         <w:ind w:firstLine="720"/>
       </w:pPr>
       <w:r>
-        <w:t>Tensi</w:t>
-      </w:r>
-      <w:r>
-        <w:t>une de deschidere (</w:t>
+        <w:t>Tensiune de deschidere (</w:t>
       </w:r>
       <w:proofErr w:type="gramStart"/>
       <w:r>
@@ -1996,19 +1971,272 @@
         <w:t>Commit v0.07</w:t>
       </w:r>
       <w:r>
-        <w:t xml:space="preserve"> (De facut)</w:t>
-      </w:r>
-    </w:p>
-    <w:p>
-      <w:proofErr w:type="gramStart"/>
-      <w:r>
-        <w:t>3)Posibilitate</w:t>
-      </w:r>
-      <w:proofErr w:type="gramEnd"/>
-      <w:r>
-        <w:t xml:space="preserve"> de a salva un screenshot cu graficul direct din aplicatie: SkiaSharp (Livechart2) permite randarea controlului vizual direct într-un fișier imagine (PNG/JPG).</w:t>
-      </w:r>
-    </w:p>
+        <w:t xml:space="preserve"> (22.05.2026)</w:t>
+      </w:r>
+    </w:p>
+    <w:p>
+      <w:pPr>
+        <w:pStyle w:val="Heading3"/>
+        <w:ind w:firstLine="720"/>
+        <w:rPr>
+          <w:b w:val="0"/>
+          <w:sz w:val="24"/>
+          <w:szCs w:val="24"/>
+        </w:rPr>
+      </w:pPr>
+      <w:r>
+        <w:rPr>
+          <w:b w:val="0"/>
+          <w:sz w:val="24"/>
+          <w:szCs w:val="24"/>
+        </w:rPr>
+        <w:t xml:space="preserve"> </w:t>
+      </w:r>
+      <w:r>
+        <w:rPr>
+          <w:b w:val="0"/>
+          <w:sz w:val="24"/>
+          <w:szCs w:val="24"/>
+        </w:rPr>
+        <w:sym w:font="Wingdings" w:char="F0E0"/>
+      </w:r>
+      <w:r>
+        <w:rPr>
+          <w:b w:val="0"/>
+          <w:sz w:val="24"/>
+          <w:szCs w:val="24"/>
+        </w:rPr>
+        <w:t>UI Thread-ul</w:t>
+      </w:r>
+    </w:p>
+    <w:p>
+      <w:pPr>
+        <w:pStyle w:val="NormalWeb"/>
+      </w:pPr>
+      <w:r>
+        <w:t>Când se foloseste</w:t>
+      </w:r>
+      <w:r>
+        <w:t xml:space="preserve"> </w:t>
+      </w:r>
+      <w:r>
+        <w:rPr>
+          <w:rStyle w:val="HTMLCode"/>
+        </w:rPr>
+        <w:t>MockInstrumentService</w:t>
+      </w:r>
+      <w:r>
+        <w:t>, citirea curentului (</w:t>
+      </w:r>
+      <w:proofErr w:type="gramStart"/>
+      <w:r>
+        <w:rPr>
+          <w:rStyle w:val="HTMLCode"/>
+        </w:rPr>
+        <w:t>ReadCurrentDC(</w:t>
+      </w:r>
+      <w:proofErr w:type="gramEnd"/>
+      <w:r>
+        <w:rPr>
+          <w:rStyle w:val="HTMLCode"/>
+        </w:rPr>
+        <w:t>)</w:t>
+      </w:r>
+      <w:r>
+        <w:t>) durează 0 milisecunde</w:t>
+      </w:r>
+      <w:r>
+        <w:t xml:space="preserve"> deoarece e simulare</w:t>
+      </w:r>
+      <w:r>
+        <w:t xml:space="preserve">. Pe hardware-ul real (HMC8012), aparatul are nevoie de timp </w:t>
+      </w:r>
+      <w:proofErr w:type="gramStart"/>
+      <w:r>
+        <w:t>să</w:t>
+      </w:r>
+      <w:proofErr w:type="gramEnd"/>
+      <w:r>
+        <w:t xml:space="preserve"> facă conversia analog-digitală, iar protocolul VISA/SCPI introduce o întârziere</w:t>
+      </w:r>
+      <w:r>
+        <w:t xml:space="preserve"> deci pentru ca interfata sa nu se blocheze e nevoie de apelarea functiei in mod asincron (pe alt thread).</w:t>
+      </w:r>
+      <w:r>
+        <w:t xml:space="preserve"> </w:t>
+      </w:r>
+    </w:p>
+    <w:p>
+      <w:pPr>
+        <w:pStyle w:val="NormalWeb"/>
+      </w:pPr>
+      <w:r>
+        <w:rPr>
+          <w:b/>
+          <w:bCs/>
+        </w:rPr>
+        <w:t>Soluția:</w:t>
+      </w:r>
+      <w:r>
+        <w:t xml:space="preserve"> În </w:t>
+      </w:r>
+      <w:r>
+        <w:rPr>
+          <w:rStyle w:val="HTMLCode"/>
+        </w:rPr>
+        <w:t>AcquisitionService.cs</w:t>
+      </w:r>
+      <w:r>
+        <w:t>,</w:t>
+      </w:r>
+      <w:r>
+        <w:t xml:space="preserve"> am fortat</w:t>
+      </w:r>
+      <w:r>
+        <w:t xml:space="preserve"> apelurile hardware </w:t>
+      </w:r>
+      <w:proofErr w:type="gramStart"/>
+      <w:r>
+        <w:t>să</w:t>
+      </w:r>
+      <w:proofErr w:type="gramEnd"/>
+      <w:r>
+        <w:t xml:space="preserve"> ruleze pe un thread separat folosind </w:t>
+      </w:r>
+      <w:r>
+        <w:rPr>
+          <w:rStyle w:val="HTMLCode"/>
+        </w:rPr>
+        <w:t>Task.Run</w:t>
+      </w:r>
+      <w:r>
+        <w:t>.</w:t>
+      </w:r>
+    </w:p>
+    <w:p>
+      <w:pPr>
+        <w:pStyle w:val="NormalWeb"/>
+      </w:pPr>
+      <w:r>
+        <w:tab/>
+      </w:r>
+      <w:r>
+        <w:sym w:font="Wingdings" w:char="F0E0"/>
+      </w:r>
+      <w:r>
+        <w:t xml:space="preserve">Am verificat cum se actualizeaza colectiile de date pe </w:t>
+      </w:r>
+      <w:proofErr w:type="gramStart"/>
+      <w:r>
+        <w:t>threaduri.</w:t>
+      </w:r>
+      <w:proofErr w:type="gramEnd"/>
+      <w:r>
+        <w:t xml:space="preserve"> Deoarece folosesc mai multe threaduri, aplicatia poate da crash</w:t>
+      </w:r>
+      <w:r>
+        <w:t xml:space="preserve"> (</w:t>
+      </w:r>
+      <w:r>
+        <w:t>: "This type of CollectionView does not support changes to its SourceCollection from a thread different from the Dispatcher thread".</w:t>
+      </w:r>
+      <w:r>
+        <w:t>)</w:t>
+      </w:r>
+      <w:r>
+        <w:t xml:space="preserve"> din cauza actualizarii gresite a </w:t>
+      </w:r>
+      <w:r>
+        <w:t xml:space="preserve">datelor pe diferite threaduri. </w:t>
+      </w:r>
+      <w:bookmarkStart w:id="0" w:name="_GoBack"/>
+      <w:bookmarkEnd w:id="0"/>
+    </w:p>
+    <w:p>
+      <w:pPr>
+        <w:pStyle w:val="NormalWeb"/>
+      </w:pPr>
+      <w:r>
+        <w:rPr>
+          <w:b/>
+          <w:bCs/>
+        </w:rPr>
+        <w:t>Soluția:</w:t>
+      </w:r>
+      <w:r>
+        <w:t xml:space="preserve"> </w:t>
+      </w:r>
+      <w:r>
+        <w:t xml:space="preserve"> </w:t>
+      </w:r>
+      <w:r>
+        <w:t>Funcț</w:t>
+      </w:r>
+      <w:proofErr w:type="gramStart"/>
+      <w:r>
+        <w:t xml:space="preserve">ia </w:t>
+      </w:r>
+      <w:r>
+        <w:t xml:space="preserve"> </w:t>
+      </w:r>
+      <w:r>
+        <w:rPr>
+          <w:rStyle w:val="HTMLCode"/>
+        </w:rPr>
+        <w:t>onPointMeasured</w:t>
+      </w:r>
+      <w:proofErr w:type="gramEnd"/>
+      <w:r>
+        <w:t xml:space="preserve"> este apelată mereu pe thread-ul principal al interfeței.</w:t>
+      </w:r>
+      <w:r>
+        <w:t xml:space="preserve"> </w:t>
+      </w:r>
+      <w:r>
+        <w:t xml:space="preserve">În </w:t>
+      </w:r>
+      <w:r>
+        <w:rPr>
+          <w:rStyle w:val="HTMLCode"/>
+        </w:rPr>
+        <w:t>MainViewModel.cs</w:t>
+      </w:r>
+      <w:r>
+        <w:t>,</w:t>
+      </w:r>
+      <w:r>
+        <w:t xml:space="preserve"> am modificat</w:t>
+      </w:r>
+      <w:r>
+        <w:t xml:space="preserve"> momentul în care </w:t>
+      </w:r>
+      <w:r>
+        <w:t>se adauga</w:t>
+      </w:r>
+      <w:r>
+        <w:t xml:space="preserve"> punctele (în interiorul </w:t>
+      </w:r>
+      <w:r>
+        <w:rPr>
+          <w:rStyle w:val="HTMLCode"/>
+        </w:rPr>
+        <w:t>StartSweepCommand</w:t>
+      </w:r>
+      <w:r>
+        <w:t>):</w:t>
+      </w:r>
+    </w:p>
+    <w:p>
+      <w:pPr>
+        <w:pStyle w:val="NormalWeb"/>
+      </w:pPr>
+    </w:p>
+    <w:p>
+      <w:pPr>
+        <w:pStyle w:val="NormalWeb"/>
+      </w:pPr>
+    </w:p>
+    <w:p/>
     <w:p>
       <w:pPr>
         <w:spacing w:before="100" w:beforeAutospacing="1" w:after="100" w:afterAutospacing="1" w:line="240" w:lineRule="auto"/>
